--- a/docs/security/06_JWT_Security.docx
+++ b/docs/security/06_JWT_Security.docx
@@ -1068,7 +1068,7 @@
       <w:pPr>
         <w:spacing w:after="80" w:line="272" w:lineRule="auto"/>
       </w:pPr>
-      <w:hyperlink r:id="rId5" w:history="1">
+      <w:hyperlink r:id="rId7" w:history="1">
         <w:r>
           <w:rPr>
             <w:rStyle w:val="a5"/>
@@ -1110,7 +1110,7 @@
                     <pic:cNvPicPr/>
                   </pic:nvPicPr>
                   <pic:blipFill>
-                    <a:blip r:embed="rId6"/>
+                    <a:blip r:embed="rId8"/>
                     <a:stretch>
                       <a:fillRect/>
                     </a:stretch>
@@ -1162,7 +1162,7 @@
           <w:b/>
           <w:bCs/>
         </w:rPr>
-        <w:t>① 탈취한 토큰 디코딩 → email 확인</w:t>
+        <w:t xml:space="preserve">0) [실습 전제] 탈취한 토큰 준비</w:t>
       </w:r>
     </w:p>
     <w:p>
@@ -1170,7 +1170,9 @@
         <w:spacing w:after="80" w:line="272" w:lineRule="auto"/>
       </w:pPr>
       <w:r>
-        <w:t>JWT payload 는 암호화가 아니라 base64 이므로, 토큰($STOLEN)만 있으면 누구나 클레임을 읽는다. (가정: 공격자가 XSS·네트워크 스니핑 등 어떤 경로로 로그인된 토큰을 하나 탈취했다.)</w:t>
+        <w:t xml:space="preserve">JWT payload 는 암호화가 아니라 base64 이므로, 토큰($STOLEN)만 있으면 누구나 클레임을 읽는다. (가정: 공격자가 XSS·네트워크 스니핑 등 어떤 경로로 로그인된 토큰을 하나 탈취했다.) 이 실습에서는 그 "탈취된 토큰이 손에 있는" 상태를 재현하기 위해, 정상 로그인으로 토큰을 하나 발급받아 $STOLEN 에 </w:t>
+        <w:lastRenderedPageBreak/>
+        <w:t xml:space="preserve">담는다 — 실제 공격자는 이 비밀번호를 모른 채 탈취 경로로만 토큰을 얻는다. 이 로그인 단계는 그 탈취를 대신 흉내 낼 뿐이다.</w:t>
       </w:r>
     </w:p>
     <w:p>
@@ -1180,14 +1182,76 @@
           <w:left w:val="single" w:sz="18" w:space="6" w:color="C0C0C0"/>
         </w:pBdr>
         <w:shd w:val="clear" w:color="auto" w:fill="F4F4F4"/>
-      </w:pPr>
-      <w:r>
-        <w:rPr>
-          <w:rFonts w:ascii="Consolas" w:hAnsi="Consolas"/>
-          <w:sz w:val="18"/>
-          <w:szCs w:val="18"/>
-        </w:rPr>
-        <w:t xml:space="preserve">echo "$STOLEN" | cut -d. -f2 | python -c "..base64 디코딩.."</w:t>
+        <w:rPr>
+          <w:rFonts w:ascii="Consolas" w:hAnsi="Consolas"/>
+          <w:sz w:val="18"/>
+          <w:szCs w:val="18"/>
+        </w:rPr>
+      </w:pPr>
+      <w:r>
+        <w:rPr>
+          <w:rFonts w:ascii="Consolas" w:hAnsi="Consolas"/>
+          <w:sz w:val="18"/>
+          <w:szCs w:val="18"/>
+        </w:rPr>
+        <w:t>B=http://localhost:8080</w:t>
+      </w:r>
+    </w:p>
+    <w:p>
+      <w:pPr>
+        <w:pBdr>
+          <w:top w:val="single" w:sz="4" w:space="3" w:color="D9D9D9"/>
+          <w:left w:val="single" w:sz="18" w:space="6" w:color="C0C0C0"/>
+        </w:pBdr>
+        <w:shd w:val="clear" w:color="auto" w:fill="F4F4F4"/>
+      </w:pPr>
+    </w:p>
+    <w:p>
+      <w:pPr>
+        <w:pBdr>
+          <w:left w:val="single" w:sz="18" w:space="6" w:color="C0C0C0"/>
+        </w:pBdr>
+        <w:shd w:val="clear" w:color="auto" w:fill="F4F4F4"/>
+      </w:pPr>
+      <w:r>
+        <w:rPr>
+          <w:rFonts w:ascii="Consolas" w:hAnsi="Consolas"/>
+          <w:sz w:val="18"/>
+          <w:szCs w:val="18"/>
+        </w:rPr>
+        <w:t>STOLEN=$(curl -s "$B/api/userinfos/login" \</w:t>
+      </w:r>
+    </w:p>
+    <w:p>
+      <w:pPr>
+        <w:pBdr>
+          <w:left w:val="single" w:sz="18" w:space="6" w:color="C0C0C0"/>
+        </w:pBdr>
+        <w:shd w:val="clear" w:color="auto" w:fill="F4F4F4"/>
+      </w:pPr>
+      <w:r>
+        <w:rPr>
+          <w:rFonts w:ascii="Consolas" w:hAnsi="Consolas"/>
+          <w:sz w:val="18"/>
+          <w:szCs w:val="18"/>
+        </w:rPr>
+        <w:t xml:space="preserve">  -H "Content-Type: application/json" \</w:t>
+      </w:r>
+    </w:p>
+    <w:p>
+      <w:pPr>
+        <w:pBdr>
+          <w:left w:val="single" w:sz="18" w:space="6" w:color="C0C0C0"/>
+        </w:pBdr>
+        <w:shd w:val="clear" w:color="auto" w:fill="F4F4F4"/>
+      </w:pPr>
+      <w:r>
+        <w:rPr>
+          <w:rFonts w:ascii="Consolas" w:hAnsi="Consolas"/>
+          <w:sz w:val="18"/>
+          <w:szCs w:val="18"/>
+        </w:rPr>
+        <w:t xml:space="preserve">  -d '{"email":"admin@aa.com","password":"pwd1"}' \</w:t>
       </w:r>
     </w:p>
     <w:p>
@@ -1204,16 +1268,7 @@
           <w:sz w:val="18"/>
           <w:szCs w:val="18"/>
         </w:rPr>
-        <w:t># {'sub': 'admin@aa.com', 'iat': ..., 'exp': ...}</w:t>
-      </w:r>
-    </w:p>
-    <w:p>
-      <w:pPr>
-        <w:spacing w:after="80" w:line="272" w:lineRule="auto"/>
-      </w:pPr>
-      <w:r>
-        <w:lastRenderedPageBreak/>
-        <w:t>→ sub 에서 email(admin@aa.com)은 알아냈지만, role 은 토큰에 없다(이 앱은 roles 를 토큰에 넣지 않고 DB 에서 로드한다). role 을 알려면 이 email 로 실제 인증을 통과해야 한다.</w:t>
+        <w:t xml:space="preserve">  | python -c "import sys,json;print(json.load(sys.stdin)['accessToken'])")</w:t>
       </w:r>
     </w:p>
     <w:p>
@@ -1225,7 +1280,7 @@
           <w:b/>
           <w:bCs/>
         </w:rPr>
-        <w:t>② 알아낸 email 로 토큰 위조 → /me 호출 → role 까지 확인 + 관리자 권한 획득</w:t>
+        <w:t>① 탈취한 토큰 디코딩 → email 확인</w:t>
       </w:r>
     </w:p>
     <w:p>
@@ -1233,7 +1288,7 @@
         <w:spacing w:after="80" w:line="272" w:lineRule="auto"/>
       </w:pPr>
       <w:r>
-        <w:t>secret 은 secret.getBytes() 로 쓰이므로 HMAC 키 = 그 문자열의 UTF-8(ASCII) 바이트다. 이 값만 알면 공격자가 비밀번호 없이 admin 토큰을 직접 서명할 수 있다. 1단계는 subject 가 email 이므로 그대로 성공한다.</w:t>
+        <w:t>JWT payload 는 암호화가 아니라 base64 이므로, 토큰($STOLEN)만 있으면 누구나 클레임을 읽는다. (가정: 공격자가 XSS·네트워크 스니핑 등 어떤 경로로 로그인된 토큰을 하나 탈취했다.)</w:t>
       </w:r>
     </w:p>
     <w:p>
@@ -1250,7 +1305,105 @@
           <w:sz w:val="18"/>
           <w:szCs w:val="18"/>
         </w:rPr>
+        <w:t xml:space="preserve">echo "$STOLEN" | cut -d. -f2 | python -c "..base64 디코딩.."</w:t>
+      </w:r>
+    </w:p>
+    <w:p>
+      <w:pPr>
+        <w:pBdr>
+          <w:left w:val="single" w:sz="18" w:space="6" w:color="C0C0C0"/>
+          <w:bottom w:val="single" w:sz="4" w:space="3" w:color="D9D9D9"/>
+        </w:pBdr>
+        <w:shd w:val="clear" w:color="auto" w:fill="F4F4F4"/>
+      </w:pPr>
+      <w:r>
+        <w:rPr>
+          <w:rFonts w:ascii="Consolas" w:hAnsi="Consolas"/>
+          <w:sz w:val="18"/>
+          <w:szCs w:val="18"/>
+        </w:rPr>
+        <w:t># {'sub': 'admin@aa.com', 'iat': ..., 'exp': ...}</w:t>
+      </w:r>
+    </w:p>
+    <w:p>
+      <w:pPr>
+        <w:spacing w:after="80" w:line="272" w:lineRule="auto"/>
+      </w:pPr>
+      <w:r>
+        <w:t>→ sub 에서 email(admin@aa.com)은 알아냈지만, role 은 토큰에 없다(이 앱은 roles 를 토큰에 넣지 않고 DB 에서 로드한다). role 을 알려면 이 email 로 실제 인증을 통과해야 한다.</w:t>
+      </w:r>
+    </w:p>
+    <w:p>
+      <w:pPr>
+        <w:spacing w:after="80" w:line="272" w:lineRule="auto"/>
+      </w:pPr>
+      <w:r>
+        <w:rPr>
+          <w:b/>
+          <w:bCs/>
+        </w:rPr>
+        <w:t>② 알아낸 email 로 토큰 위조 → /me 호출 → role 까지 확인 + 관리자 권한 획득</w:t>
+      </w:r>
+    </w:p>
+    <w:p>
+      <w:pPr>
+        <w:spacing w:after="80" w:line="272" w:lineRule="auto"/>
+      </w:pPr>
+      <w:r>
+        <w:t>secret 은 secret.getBytes() 로 쓰이므로 HMAC 키 = 그 문자열의 UTF-8(ASCII) 바이트다. 이 값만 알면 공격자가 비밀번호 없이 admin 토큰을 직접 서명할 수 있다. 1단계는 subject 가 email 이므로 그대로 성공한다.</w:t>
+      </w:r>
+    </w:p>
+    <w:p>
+      <w:pPr>
+        <w:pBdr>
+          <w:top w:val="single" w:sz="4" w:space="3" w:color="D9D9D9"/>
+          <w:left w:val="single" w:sz="18" w:space="6" w:color="C0C0C0"/>
+        </w:pBdr>
+        <w:shd w:val="clear" w:color="auto" w:fill="F4F4F4"/>
+        <w:rPr>
+          <w:rFonts w:ascii="Consolas" w:hAnsi="Consolas"/>
+          <w:sz w:val="18"/>
+          <w:szCs w:val="18"/>
+        </w:rPr>
+      </w:pPr>
+      <w:r>
+        <w:rPr>
+          <w:rFonts w:ascii="Consolas" w:hAnsi="Consolas"/>
+          <w:sz w:val="18"/>
+          <w:szCs w:val="18"/>
+        </w:rPr>
         <w:t>B=http://localhost:8080</w:t>
+      </w:r>
+    </w:p>
+    <w:p>
+      <w:pPr>
+        <w:pBdr>
+          <w:top w:val="single" w:sz="4" w:space="3" w:color="D9D9D9"/>
+          <w:left w:val="single" w:sz="18" w:space="6" w:color="C0C0C0"/>
+        </w:pBdr>
+        <w:shd w:val="clear" w:color="auto" w:fill="F4F4F4"/>
+        <w:rPr>
+          <w:rFonts w:ascii="Consolas" w:hAnsi="Consolas"/>
+          <w:sz w:val="18"/>
+          <w:szCs w:val="18"/>
+        </w:rPr>
+      </w:pPr>
+    </w:p>
+    <w:p>
+      <w:pPr>
+        <w:pBdr>
+          <w:top w:val="single" w:sz="4" w:space="3" w:color="D9D9D9"/>
+          <w:left w:val="single" w:sz="18" w:space="6" w:color="C0C0C0"/>
+        </w:pBdr>
+        <w:shd w:val="clear" w:color="auto" w:fill="F4F4F4"/>
+      </w:pPr>
+      <w:r>
+        <w:rPr>
+          <w:rFonts w:ascii="Consolas" w:hAnsi="Consolas"/>
+          <w:sz w:val="18"/>
+          <w:szCs w:val="18"/>
+        </w:rPr>
+        <w:t xml:space="preserve"># ①에서 알아낸 email 로 위조</w:t>
       </w:r>
     </w:p>
     <w:p>
@@ -1266,7 +1419,7 @@
           <w:sz w:val="18"/>
           <w:szCs w:val="18"/>
         </w:rPr>
-        <w:t xml:space="preserve">FT=$(python docs/security/jwt_forge.py admin@aa.com)      # ①에서 알아낸 email 로 위조</w:t>
+        <w:t xml:space="preserve">FT=$(python docs/security/jwt_forge.py admin@aa.com)      </w:t>
       </w:r>
     </w:p>
     <w:p>
@@ -1541,6 +1694,7 @@
           <w:sz w:val="18"/>
           <w:szCs w:val="18"/>
         </w:rPr>
+        <w:lastRenderedPageBreak/>
         <w:t xml:space="preserve">    header  = {"alg": alg}                               # 예: {"alg":"HS256"}</w:t>
       </w:r>
     </w:p>
@@ -1751,7 +1905,6 @@
           <w:sz w:val="18"/>
           <w:szCs w:val="18"/>
         </w:rPr>
-        <w:lastRenderedPageBreak/>
         <w:t xml:space="preserve">python docs/security/jwt_forge.py admin@aa.com none  # alg:none 토큰(4-2 데모)</w:t>
       </w:r>
     </w:p>
@@ -1764,7 +1917,22 @@
           <w:i/>
           <w:iCs/>
         </w:rPr>
-        <w:t>핵심: 위조가 가능한 이유는 secret 이 공개됐기 때문이다. secret 이 강하고 비공개면 이 스크립트의 서명이 서버 키와 달라 401 이 된다(5-1 안전 버전). 이 스크립트는 교육용이며 이 저장소의 공개 기본 secret 에만 맞춰져 있다.</w:t>
+        <w:t xml:space="preserve">핵심: 위조가 가능한 이유는 secret 이 공개</w:t>
+      </w:r>
+      <w:r>
+        <w:rPr>
+          <w:rFonts w:hint="eastAsia"/>
+          <w:i/>
+          <w:iCs/>
+        </w:rPr>
+        <w:t xml:space="preserve"> 되었</w:t>
+      </w:r>
+      <w:r>
+        <w:rPr>
+          <w:i/>
+          <w:iCs/>
+        </w:rPr>
+        <w:t>기 때문이다. secret 이 강하고 비공개면 이 스크립트의 서명이 서버 키와 달라 401 이 된다(5-1 안전 버전). 이 스크립트는 교육용이며 이 저장소의 공개 기본 secret 에만 맞춰져 있다.</w:t>
       </w:r>
     </w:p>
     <w:p>
@@ -2058,12 +2226,24 @@
     <w:p>
       <w:pPr>
         <w:spacing w:after="80" w:line="272" w:lineRule="auto"/>
-      </w:pPr>
-      <w:r>
         <w:rPr>
           <w:b/>
           <w:bCs/>
         </w:rPr>
+      </w:pPr>
+    </w:p>
+    <w:p>
+      <w:pPr>
+        <w:spacing w:after="80" w:line="272" w:lineRule="auto"/>
+      </w:pPr>
+      <w:bookmarkStart w:id="0" w:name="_GoBack"/>
+      <w:bookmarkEnd w:id="0"/>
+      <w:r>
+        <w:rPr>
+          <w:b/>
+          <w:bCs/>
+        </w:rPr>
+        <w:lastRenderedPageBreak/>
         <w:t>Before — 약한 secret도 그대로 사용</w:t>
       </w:r>
     </w:p>
@@ -2367,7 +2547,6 @@
           <w:sz w:val="18"/>
           <w:szCs w:val="18"/>
         </w:rPr>
-        <w:lastRenderedPageBreak/>
         <w:t xml:space="preserve">    log.warn("약한/기본 secret … 실습 전용으로 계속");</w:t>
       </w:r>
     </w:p>
@@ -2397,57 +2576,7 @@
           <w:b/>
           <w:bCs/>
         </w:rPr>
-        <w:t>application.properties — 플래그 추가</w:t>
-      </w:r>
-    </w:p>
-    <w:p>
-      <w:pPr>
-        <w:pBdr>
-          <w:top w:val="single" w:sz="4" w:space="3" w:color="D9D9D9"/>
-          <w:left w:val="single" w:sz="18" w:space="6" w:color="C0C0C0"/>
-        </w:pBdr>
-        <w:shd w:val="clear" w:color="auto" w:fill="F4F4F4"/>
-      </w:pPr>
-      <w:r>
-        <w:rPr>
-          <w:rFonts w:ascii="Consolas" w:hAnsi="Consolas"/>
-          <w:sz w:val="18"/>
-          <w:szCs w:val="18"/>
-        </w:rPr>
-        <w:t xml:space="preserve"># true=실습(취약 허용), false=운영(약한 secret이면 기동 거부)</w:t>
-      </w:r>
-    </w:p>
-    <w:p>
-      <w:pPr>
-        <w:pBdr>
-          <w:left w:val="single" w:sz="18" w:space="6" w:color="C0C0C0"/>
-        </w:pBdr>
-        <w:shd w:val="clear" w:color="auto" w:fill="F4F4F4"/>
-      </w:pPr>
-      <w:r>
-        <w:rPr>
-          <w:rFonts w:ascii="Consolas" w:hAnsi="Consolas"/>
-          <w:sz w:val="18"/>
-          <w:szCs w:val="18"/>
-        </w:rPr>
-        <w:t>jwt.allow-insecure-secret=${JWT_ALLOW_INSECURE_SECRET:true}</w:t>
-      </w:r>
-    </w:p>
-    <w:p>
-      <w:pPr>
-        <w:pBdr>
-          <w:left w:val="single" w:sz="18" w:space="6" w:color="C0C0C0"/>
-          <w:bottom w:val="single" w:sz="4" w:space="3" w:color="D9D9D9"/>
-        </w:pBdr>
-        <w:shd w:val="clear" w:color="auto" w:fill="F4F4F4"/>
-      </w:pPr>
-      <w:r>
-        <w:rPr>
-          <w:rFonts w:ascii="Consolas" w:hAnsi="Consolas"/>
-          <w:sz w:val="18"/>
-          <w:szCs w:val="18"/>
-        </w:rPr>
-        <w:t xml:space="preserve"># JWT_SECRET=&lt;충분히 길고 무작위한 값&gt;  (환경변수/시크릿 매니저)</w:t>
+        <w:t xml:space="preserve">application.properties 의 기본 secret 이 "약함"으로 판정되는 이유</w:t>
       </w:r>
     </w:p>
     <w:p>
@@ -2455,14 +2584,41 @@
         <w:spacing w:after="80" w:line="272" w:lineRule="auto"/>
       </w:pPr>
       <w:r>
-        <w:rPr>
-          <w:b/>
-          <w:bCs/>
-        </w:rPr>
-        <w:t>검증 결과</w:t>
-      </w:r>
-      <w:r>
-        <w:t xml:space="preserve"> (검증됨)</w:t>
+        <w:t xml:space="preserve">이 저장소의 기본 secret(5367566B...7437)은 길이가 64바이트로 최소 요구 길이(32바이트)는 충족한다. 그런데도 weak=true 가 되는 이유는 세 번째 조건, KNOWN_WEAK_SECRETS.contains(secret.trim()) 때문이다 — 이 값이 정확히 그 목록에 등록돼 있다.</w:t>
+      </w:r>
+    </w:p>
+    <w:p>
+      <w:pPr>
+        <w:spacing w:after="80" w:line="272" w:lineRule="auto"/>
+      </w:pPr>
+      <w:r>
+        <w:t xml:space="preserve">KNOWN_WEAK_SECRETS 는 secret 을 분석해 유출 여부를 실시간으로 판단하는 로직이 아니라, 소스에 이미 공개 커밋된 이 값·secret·changeit·mySecretKey 같은 흔한 샘플값을 미리 등록해 둔 고정 문자열 목록이다. validateSecret() 은 입력값이 이 목록과 문자 그대로 일치하는지만 비교한다. 그래서:</w:t>
+      </w:r>
+    </w:p>
+    <w:p>
+      <w:pPr>
+        <w:spacing w:after="80" w:line="272" w:lineRule="auto"/>
+        <w:ind w:left="284"/>
+      </w:pPr>
+      <w:r>
+        <w:t xml:space="preserve">· 목록에 등록된 값은 길이 조건을 통과해도(64바이트) "약함"으로 판정된다.</w:t>
+      </w:r>
+    </w:p>
+    <w:p>
+      <w:pPr>
+        <w:spacing w:after="80" w:line="272" w:lineRule="auto"/>
+        <w:ind w:left="284"/>
+      </w:pPr>
+      <w:r>
+        <w:t xml:space="preserve">· 반대로 담당자가 새로 생성한 값은 길이·무작위성이 충분해도, 그 값을 이 목록에 등록해 두지 않는 한 유출되더라도 코드는 이를 감지하지 못하고 "강함"으로 판단한다.</w:t>
+      </w:r>
+    </w:p>
+    <w:p>
+      <w:pPr>
+        <w:spacing w:after="80" w:line="272" w:lineRule="auto"/>
+      </w:pPr>
+      <w:r>
+        <w:t xml:space="preserve">실제로 기본값의 끝자리 1바이트만 바꾼 값(...3437 → ...3438)을 Program argument(--JWT_SECRET=...)로 주입해 보면 이 두 특성이 그대로 드러난다.</w:t>
       </w:r>
     </w:p>
     <w:tbl>
@@ -2506,6 +2662,248 @@
                 <w:sz w:val="18"/>
                 <w:szCs w:val="18"/>
               </w:rPr>
+              <w:t xml:space="preserve">테스트</w:t>
+            </w:r>
+          </w:p>
+        </w:tc>
+        <w:tc>
+          <w:tcPr>
+            <w:tcW w:w="3400" w:type="dxa"/>
+            <w:shd w:val="clear" w:color="auto" w:fill="2E5496"/>
+            <w:tcMar>
+              <w:top w:w="40" w:type="dxa"/>
+              <w:left w:w="80" w:type="dxa"/>
+              <w:bottom w:w="40" w:type="dxa"/>
+              <w:right w:w="80" w:type="dxa"/>
+            </w:tcMar>
+          </w:tcPr>
+          <w:p>
+            <w:r>
+              <w:rPr>
+                <w:b/>
+                <w:bCs/>
+                <w:color w:val="FFFFFF"/>
+                <w:sz w:val="18"/>
+                <w:szCs w:val="18"/>
+              </w:rPr>
+              <w:t xml:space="preserve">결과</w:t>
+            </w:r>
+          </w:p>
+        </w:tc>
+      </w:tr>
+      <w:tr>
+        <w:tc>
+          <w:tcPr>
+            <w:tcW w:w="5600" w:type="dxa"/>
+            <w:tcMar>
+              <w:top w:w="40" w:type="dxa"/>
+              <w:left w:w="80" w:type="dxa"/>
+              <w:bottom w:w="40" w:type="dxa"/>
+              <w:right w:w="80" w:type="dxa"/>
+            </w:tcMar>
+          </w:tcPr>
+          <w:p>
+            <w:r>
+              <w:rPr>
+                <w:sz w:val="18"/>
+                <w:szCs w:val="18"/>
+              </w:rPr>
+              <w:t xml:space="preserve">JWT_SECRET 을 기본값 끝자리만 다르게 설정 후 기동</w:t>
+            </w:r>
+          </w:p>
+        </w:tc>
+        <w:tc>
+          <w:tcPr>
+            <w:tcW w:w="3400" w:type="dxa"/>
+            <w:tcMar>
+              <w:top w:w="40" w:type="dxa"/>
+              <w:left w:w="80" w:type="dxa"/>
+              <w:bottom w:w="40" w:type="dxa"/>
+              <w:right w:w="80" w:type="dxa"/>
+            </w:tcMar>
+          </w:tcPr>
+          <w:p>
+            <w:r>
+              <w:rPr>
+                <w:color w:val="2E7D32"/>
+                <w:sz w:val="18"/>
+                <w:szCs w:val="18"/>
+              </w:rPr>
+              <w:t xml:space="preserve">정상 기동 — 블록리스트와 문자 그대로 일치하지 않아 "강함"으로 판정됨</w:t>
+            </w:r>
+          </w:p>
+        </w:tc>
+      </w:tr>
+      <w:tr>
+        <w:tc>
+          <w:tcPr>
+            <w:tcW w:w="5600" w:type="dxa"/>
+            <w:tcMar>
+              <w:top w:w="40" w:type="dxa"/>
+              <w:left w:w="80" w:type="dxa"/>
+              <w:bottom w:w="40" w:type="dxa"/>
+              <w:right w:w="80" w:type="dxa"/>
+            </w:tcMar>
+          </w:tcPr>
+          <w:p>
+            <w:r>
+              <w:rPr>
+                <w:sz w:val="18"/>
+                <w:szCs w:val="18"/>
+              </w:rPr>
+              <w:t xml:space="preserve">jwt_forge.py(기존 기본값으로 서명)로 위조한 토큰으로 /me 호출</w:t>
+            </w:r>
+          </w:p>
+        </w:tc>
+        <w:tc>
+          <w:tcPr>
+            <w:tcW w:w="3400" w:type="dxa"/>
+            <w:tcMar>
+              <w:top w:w="40" w:type="dxa"/>
+              <w:left w:w="80" w:type="dxa"/>
+              <w:bottom w:w="40" w:type="dxa"/>
+              <w:right w:w="80" w:type="dxa"/>
+            </w:tcMar>
+          </w:tcPr>
+          <w:p>
+            <w:r>
+              <w:rPr>
+                <w:color w:val="2E7D32"/>
+                <w:sz w:val="18"/>
+                <w:szCs w:val="18"/>
+              </w:rPr>
+              <w:t xml:space="preserve">401 — 시그니처 불일치</w:t>
+            </w:r>
+          </w:p>
+        </w:tc>
+      </w:tr>
+    </w:tbl>
+    <w:p>
+      <w:pPr>
+        <w:spacing w:after="80" w:line="272" w:lineRule="auto"/>
+      </w:pPr>
+      <w:r>
+        <w:t xml:space="preserve">끝자리 1바이트만 다른데도 서명이 통하지 않는 이유는 HMAC-SHA256 의 특성 때문이다. 입력(키)이 1비트만 달라져도 출력(서명)은 완전히 다른 값이 된다(눈사태 효과). 그래서 "유출된 기본값과 거의 같은" 값으로 바꾸는 것만으로도, 그 기본값으로 서명된 기존 위조 토큰은 즉시 무효가 된다 — 다만 이 값 자체가 블록리스트를 피해 가는 것이지, openssl rand 로 생성한 값만큼 무작위하거나 안전한 것은 아니다.</w:t>
+      </w:r>
+    </w:p>
+    <w:p>
+      <w:pPr>
+        <w:spacing w:after="80" w:line="272" w:lineRule="auto"/>
+      </w:pPr>
+      <w:r>
+        <w:rPr>
+          <w:b/>
+          <w:bCs/>
+        </w:rPr>
+        <w:t>application.properties — 플래그 추가</w:t>
+      </w:r>
+    </w:p>
+    <w:p>
+      <w:pPr>
+        <w:pBdr>
+          <w:top w:val="single" w:sz="4" w:space="3" w:color="D9D9D9"/>
+          <w:left w:val="single" w:sz="18" w:space="6" w:color="C0C0C0"/>
+        </w:pBdr>
+        <w:shd w:val="clear" w:color="auto" w:fill="F4F4F4"/>
+      </w:pPr>
+      <w:r>
+        <w:rPr>
+          <w:rFonts w:ascii="Consolas" w:hAnsi="Consolas"/>
+          <w:sz w:val="18"/>
+          <w:szCs w:val="18"/>
+        </w:rPr>
+        <w:t xml:space="preserve"># true=실습(취약 허용), false=운영(약한 secret이면 기동 거부)</w:t>
+      </w:r>
+    </w:p>
+    <w:p>
+      <w:pPr>
+        <w:pBdr>
+          <w:left w:val="single" w:sz="18" w:space="6" w:color="C0C0C0"/>
+        </w:pBdr>
+        <w:shd w:val="clear" w:color="auto" w:fill="F4F4F4"/>
+      </w:pPr>
+      <w:r>
+        <w:rPr>
+          <w:rFonts w:ascii="Consolas" w:hAnsi="Consolas"/>
+          <w:sz w:val="18"/>
+          <w:szCs w:val="18"/>
+        </w:rPr>
+        <w:t>jwt.allow-insecure-secret=${JWT_ALLOW_INSECURE_SECRET:true}</w:t>
+      </w:r>
+    </w:p>
+    <w:p>
+      <w:pPr>
+        <w:pBdr>
+          <w:left w:val="single" w:sz="18" w:space="6" w:color="C0C0C0"/>
+          <w:bottom w:val="single" w:sz="4" w:space="3" w:color="D9D9D9"/>
+        </w:pBdr>
+        <w:shd w:val="clear" w:color="auto" w:fill="F4F4F4"/>
+      </w:pPr>
+      <w:r>
+        <w:rPr>
+          <w:rFonts w:ascii="Consolas" w:hAnsi="Consolas"/>
+          <w:sz w:val="18"/>
+          <w:szCs w:val="18"/>
+        </w:rPr>
+        <w:t xml:space="preserve"># JWT_SECRET=&lt;충분히 길고 무작위한 값&gt;  (환경변수/시크릿 매니저)</w:t>
+      </w:r>
+    </w:p>
+    <w:p>
+      <w:pPr>
+        <w:spacing w:after="80" w:line="272" w:lineRule="auto"/>
+      </w:pPr>
+      <w:r>
+        <w:rPr>
+          <w:b/>
+          <w:bCs/>
+        </w:rPr>
+        <w:t>검증 결과</w:t>
+      </w:r>
+      <w:r>
+        <w:t xml:space="preserve"> (검증됨)</w:t>
+      </w:r>
+    </w:p>
+    <w:tbl>
+      <w:tblPr>
+        <w:tblW w:w="9000" w:type="dxa"/>
+        <w:tblBorders>
+          <w:top w:val="single" w:sz="4" w:space="0" w:color="BFBFBF"/>
+          <w:left w:val="single" w:sz="4" w:space="0" w:color="BFBFBF"/>
+          <w:bottom w:val="single" w:sz="4" w:space="0" w:color="BFBFBF"/>
+          <w:right w:val="single" w:sz="4" w:space="0" w:color="BFBFBF"/>
+          <w:insideH w:val="single" w:sz="4" w:space="0" w:color="BFBFBF"/>
+          <w:insideV w:val="single" w:sz="4" w:space="0" w:color="BFBFBF"/>
+        </w:tblBorders>
+        <w:tblLook w:val="04A0" w:firstRow="1" w:lastRow="0" w:firstColumn="1" w:lastColumn="0" w:noHBand="0" w:noVBand="1"/>
+      </w:tblPr>
+      <w:tblGrid>
+        <w:gridCol w:w="5600"/>
+        <w:gridCol w:w="3400"/>
+      </w:tblGrid>
+      <w:tr>
+        <w:trPr>
+          <w:tblHeader/>
+        </w:trPr>
+        <w:tc>
+          <w:tcPr>
+            <w:tcW w:w="5600" w:type="dxa"/>
+            <w:shd w:val="clear" w:color="auto" w:fill="2E5496"/>
+            <w:tcMar>
+              <w:top w:w="40" w:type="dxa"/>
+              <w:left w:w="80" w:type="dxa"/>
+              <w:bottom w:w="40" w:type="dxa"/>
+              <w:right w:w="80" w:type="dxa"/>
+            </w:tcMar>
+          </w:tcPr>
+          <w:p>
+            <w:r>
+              <w:rPr>
+                <w:b/>
+                <w:bCs/>
+                <w:color w:val="FFFFFF"/>
+                <w:sz w:val="18"/>
+                <w:szCs w:val="18"/>
+              </w:rPr>
               <w:t>설정</w:t>
             </w:r>
           </w:p>
@@ -2772,6 +3170,7 @@
         <w:spacing w:after="50" w:line="264" w:lineRule="auto"/>
       </w:pPr>
       <w:r>
+        <w:lastRenderedPageBreak/>
         <w:t>서버측 revocation(선택): jti denylist, 또는 사용자별 token-version 컬럼</w:t>
       </w:r>
     </w:p>
@@ -3094,7 +3493,6 @@
           <w:bCs/>
           <w:color w:val="1F3864"/>
         </w:rPr>
-        <w:lastRenderedPageBreak/>
         <w:t>7. 핵심 요약</w:t>
       </w:r>
     </w:p>
@@ -3218,9 +3616,6 @@
     <w:p>
       <w:pPr>
         <w:spacing w:after="80" w:line="276" w:lineRule="auto"/>
-        <w:rPr>
-          <w:rFonts w:hint="eastAsia"/>
-        </w:rPr>
       </w:pPr>
       <w:r>
         <w:t>원칙상 문제다. secret 이 저장소에 있으면(특히 public) 누구나 관리자 토큰을 위조할 수 있다. 다만 이 앱 값은 환경변수 override 를 전제로 한 데모용 기본값이고 보호할 실데이터가 없어 실습에서만 허용한다. 운영이면 치명적 취약점이다. 한 번 커밋한 secret 은 git history 에 영구히 남으므로, 파일에서 지우는 것만으론 부족하고 반드시 새 값으로 교체(로테이션)해야 한다.</w:t>
@@ -3237,7 +3632,8 @@
           <w:bCs/>
           <w:color w:val="2E5496"/>
         </w:rPr>
-        <w:t xml:space="preserve">Q3. jwt.allow-insecure-secret=false 는 무슨 뜻인가요?</w:t>
+        <w:lastRenderedPageBreak/>
+        <w:t>Q3. jwt.allow-insecure-secret=false 는 무슨 뜻인가요?</w:t>
       </w:r>
     </w:p>
     <w:p>
@@ -3282,7 +3678,7 @@
         <w:t xml:space="preserve">KNOWN_WEAK_SECRETS 의 5367... 값은 왜 등록돼 있나? </w:t>
       </w:r>
       <w:r>
-        <w:t xml:space="preserve">실제 어디선가 유출된 사고가 있었던 게 아니라, "이미 노출된 secret" 상황을 교육용으로 일부러 연출한 값이다. 처음부터 이 공개 저장소의 소스에 커밋해 두어 누구나 알 수 있는 상태로 만든 것 — 그래서 이 값으로 위조 공격이 성공하는 것 자체가 "공개되면(길이·무작위성과 무관하게) 약하다"는 교훈의 시연이다. KNOWN_WEAK_SECRETS 에 정확히 이 문자열이 등록돼 있어, validateSecret() 이 길이 조건(64바이트, 통과)과 무관하게 "알려진 값"이라는 이유만으로 거부한다.</w:t>
+        <w:t>실제 어디선가 유출된 사고가 있었던 게 아니라, "이미 노출된 secret" 상황을 교육용으로 일부러 연출한 값이다. 처음부터 이 공개 저장소의 소스에 커밋해 두어 누구나 알 수 있는 상태로 만든 것 — 그래서 이 값으로 위조 공격이 성공하는 것 자체가 "공개되면(길이·무작위성과 무관하게) 약하다"는 교훈의 시연이다. KNOWN_WEAK_SECRETS 에 정확히 이 문자열이 등록돼 있어, validateSecret() 이 길이 조건(64바이트, 통과)과 무관하게 "알려진 값"이라는 이유만으로 거부한다.</w:t>
       </w:r>
     </w:p>
     <w:p>
@@ -3290,7 +3686,7 @@
         <w:spacing w:after="80" w:line="272" w:lineRule="auto"/>
       </w:pPr>
       <w:r>
-        <w:t xml:space="preserve">그런데 이 블록리스트는 "실시간 유출 감지기"가 아니다. 미리 등록해 둔 값만 거부하는 고정 목록일 뿐이다. 담당자가 직접 생성한 새 secret 이 나중에(채팅에 붙여넣기·실수로 커밋 등으로) 유출돼도, 그 값은 이 목록에 없으므로 validateSecret() 은 여전히 "강하다"고 판단해 정상 기동한다 — 코드가 그 유출을 알아서 막아주지 않는다. 담당자가 유출 사실 자체를 모르면, 공격자는 정상 서명된 토큰으로 조용히 들어오고 아무 이상 없이 뚚린다.</w:t>
+        <w:t>그런데 이 블록리스트는 "실시간 유출 감지기"가 아니다. 미리 등록해 둔 값만 거부하는 고정 목록일 뿐이다. 담당자가 직접 생성한 새 secret 이 나중에(채팅에 붙여넣기·실수로 커밋 등으로) 유출돼도, 그 값은 이 목록에 없으므로 validateSecret() 은 여전히 "강하다"고 판단해 정상 기동한다 — 코드가 그 유출을 알아서 막아주지 않는다. 담당자가 유출 사실 자체를 모르면, 공격자는 정상 서명된 토큰으로 조용히 들어오고 아무 이상 없이 뚚린다.</w:t>
       </w:r>
     </w:p>
     <w:p>
@@ -3302,10 +3698,7 @@
           <w:b/>
           <w:bCs/>
         </w:rPr>
-        <w:t xml:space="preserve">"모름"을 줄이기 위한 실질적 장치들</w:t>
-      </w:r>
-      <w:r>
-        <w:t xml:space="preserve"/>
+        <w:t>"모름"을 줄이기 위한 실질적 장치들</w:t>
       </w:r>
     </w:p>
     <w:tbl>
@@ -3349,7 +3742,7 @@
                 <w:sz w:val="18"/>
                 <w:szCs w:val="18"/>
               </w:rPr>
-              <w:t xml:space="preserve">대책</w:t>
+              <w:t>대책</w:t>
             </w:r>
           </w:p>
         </w:tc>
@@ -3373,7 +3766,7 @@
                 <w:sz w:val="18"/>
                 <w:szCs w:val="18"/>
               </w:rPr>
-              <w:t xml:space="preserve">역할</w:t>
+              <w:t>역할</w:t>
             </w:r>
           </w:p>
         </w:tc>
@@ -3395,7 +3788,7 @@
                 <w:sz w:val="18"/>
                 <w:szCs w:val="18"/>
               </w:rPr>
-              <w:t xml:space="preserve">커밋 전 시크릿 스캐너(git-secrets, gitleaks, GitHub Secret Scanning 등)</w:t>
+              <w:t>커밋 전 시크릿 스캐너(git-secrets, gitleaks, GitHub Secret Scanning 등)</w:t>
             </w:r>
           </w:p>
         </w:tc>
@@ -3415,7 +3808,7 @@
                 <w:sz w:val="18"/>
                 <w:szCs w:val="18"/>
               </w:rPr>
-              <w:t xml:space="preserve">실수로 secret 이 커밋되는 순간(= 유출 시작점)을 기계적으로 잡아냄 — 사람이 모라도 도구가 안다</w:t>
+              <w:t>실수로 secret 이 커밋되는 순간(= 유출 시작점)을 기계적으로 잡아냄 — 사람이 모라도 도구가 안다</w:t>
             </w:r>
           </w:p>
         </w:tc>
@@ -3437,7 +3830,7 @@
                 <w:sz w:val="18"/>
                 <w:szCs w:val="18"/>
               </w:rPr>
-              <w:t xml:space="preserve">정기 로테이션(일정 주기)</w:t>
+              <w:t>정기 로테이션(일정 주기)</w:t>
             </w:r>
           </w:p>
         </w:tc>
@@ -3457,7 +3850,7 @@
                 <w:sz w:val="18"/>
                 <w:szCs w:val="18"/>
               </w:rPr>
-              <w:t xml:space="preserve">유출을 알았을 때만이 아니라 모르고도 주기적으로 교체 → 모르는 유출이 있었더라도 피해 기간을 유한하게 제한</w:t>
+              <w:t>유출을 알았을 때만이 아니라 모르고도 주기적으로 교체 → 모르는 유출이 있었더라도 피해 기간을 유한하게 제한</w:t>
             </w:r>
           </w:p>
         </w:tc>
@@ -3479,7 +3872,7 @@
                 <w:sz w:val="18"/>
                 <w:szCs w:val="18"/>
               </w:rPr>
-              <w:t xml:space="preserve">비정상 사용 모니터링(평소 안 쓰던 IP·시간대의 admin 로그인, 짧은 시간 반복 호출 등)</w:t>
+              <w:t>비정상 사용 모니터링(평소 안 쓰던 IP·시간대의 admin 로그인, 짧은 시간 반복 호출 등)</w:t>
             </w:r>
           </w:p>
         </w:tc>
@@ -3499,7 +3892,7 @@
                 <w:sz w:val="18"/>
                 <w:szCs w:val="18"/>
               </w:rPr>
-              <w:t xml:space="preserve">secret 자체는 못 잡아도 악용 "결과"는 탐지 — 5-3 토큰 무효화·감사 로깅(OWASP #9)과 연결</w:t>
+              <w:t>secret 자체는 못 잡아도 악용 "결과"는 탐지 — 5-3 토큰 무효화·감사 로깅(OWASP #9)과 연결</w:t>
             </w:r>
           </w:p>
         </w:tc>
@@ -3521,7 +3914,7 @@
                 <w:sz w:val="18"/>
                 <w:szCs w:val="18"/>
               </w:rPr>
-              <w:t xml:space="preserve">비밀 관리소(Vault, AWS/Azure Secrets Manager 등)</w:t>
+              <w:t>비밀 관리소(Vault, AWS/Azure Secrets Manager 등)</w:t>
             </w:r>
           </w:p>
         </w:tc>
@@ -3541,7 +3934,7 @@
                 <w:sz w:val="18"/>
                 <w:szCs w:val="18"/>
               </w:rPr>
-              <w:t xml:space="preserve">사람이 환경변수를 직접 복붙하지 않게 해, 실수로 어디선가 붙여넣는 경로 자체를 줄임</w:t>
+              <w:t>사람이 환경변수를 직접 복붙하지 않게 해, 실수로 어디선가 붙여넣는 경로 자체를 줄임</w:t>
             </w:r>
           </w:p>
         </w:tc>
@@ -3552,7 +3945,7 @@
         <w:spacing w:after="80" w:line="272" w:lineRule="auto"/>
       </w:pPr>
       <w:r>
-        <w:t xml:space="preserve">즉 "유출을 담당자가 알아야만 안전하다"는 구조 자체가 취약하므로, 사람이 모라도 자동으로 잡거나(스캐너), 모라도 피해가 제한되게(정기 로테이션·모니터링) 설계하는 것이 핵심이다.</w:t>
+        <w:t>즉 "유출을 담당자가 알아야만 안전하다"는 구조 자체가 취약하므로, 사람이 모라도 자동으로 잡거나(스캐너), 모라도 피해가 제한되게(정기 로테이션·모니터링) 설계하는 것이 핵심이다.</w:t>
       </w:r>
     </w:p>
     <w:p>
@@ -3829,7 +4222,7 @@
                 <w:sz w:val="18"/>
                 <w:szCs w:val="18"/>
               </w:rPr>
-              <w:t>set "JWT_SECRET=&lt;생성한 값&gt;"  ( = 양엽 공백 금지, 이름=값 전체를 따옴표로)</w:t>
+              <w:t xml:space="preserve">set "JWT_SECRET=&lt;생성한 값&gt;"  ( = 양엽 공백 금지, 이름=값 전체를 따옴표로)</w:t>
             </w:r>
           </w:p>
         </w:tc>
@@ -3886,23 +4279,13 @@
         </w:pBdr>
         <w:shd w:val="clear" w:color="auto" w:fill="F4F4F4"/>
       </w:pPr>
-      <w:bookmarkStart w:id="0" w:name="_GoBack"/>
-      <w:r>
-        <w:rPr>
-          <w:rFonts w:ascii="Consolas" w:hAnsi="Consolas"/>
-          <w:sz w:val="18"/>
-          <w:szCs w:val="18"/>
-        </w:rPr>
-        <w:t>openssl rand -base64 48</w:t>
-      </w:r>
-      <w:bookmarkEnd w:id="0"/>
-      <w:r>
-        <w:rPr>
-          <w:rFonts w:ascii="Consolas" w:hAnsi="Consolas"/>
-          <w:sz w:val="18"/>
-          <w:szCs w:val="18"/>
-        </w:rPr>
-        <w:t xml:space="preserve">                               # 로컬에서 강한 secret 생성 (매번 다른 값)</w:t>
+      <w:r>
+        <w:rPr>
+          <w:rFonts w:ascii="Consolas" w:hAnsi="Consolas"/>
+          <w:sz w:val="18"/>
+          <w:szCs w:val="18"/>
+        </w:rPr>
+        <w:t xml:space="preserve">openssl rand -base64 48                               # 로컬에서 강한 secret 생성 (매번 다른 값)</w:t>
       </w:r>
     </w:p>
     <w:p>
@@ -4189,8 +4572,12 @@
       </w:r>
     </w:p>
     <w:sectPr>
-      <w:headerReference w:type="default" r:id="rId9"/>
-      <w:footerReference w:type="default" r:id="rId10"/>
+      <w:headerReference w:type="even" r:id="rId9"/>
+      <w:headerReference w:type="default" r:id="rId10"/>
+      <w:footerReference w:type="even" r:id="rId11"/>
+      <w:footerReference w:type="default" r:id="rId12"/>
+      <w:headerReference w:type="first" r:id="rId13"/>
+      <w:footerReference w:type="first" r:id="rId14"/>
       <w:pgSz w:w="11906" w:h="16838"/>
       <w:pgMar w:top="1200" w:right="1200" w:bottom="1200" w:left="1200" w:header="708" w:footer="708" w:gutter="0"/>
       <w:cols w:space="720"/>
@@ -4200,21 +4587,128 @@
 </w:document>
 </file>
 
+<file path=word/endnotes.xml><?xml version="1.0" encoding="utf-8"?>
+<w:endnotes xmlns:wpc="http://schemas.microsoft.com/office/word/2010/wordprocessingCanvas" xmlns:cx="http://schemas.microsoft.com/office/drawing/2014/chartex" xmlns:mc="http://schemas.openxmlformats.org/markup-compatibility/2006" xmlns:o="urn:schemas-microsoft-com:office:office" xmlns:r="http://schemas.openxmlformats.org/officeDocument/2006/relationships" xmlns:m="http://schemas.openxmlformats.org/officeDocument/2006/math" xmlns:v="urn:schemas-microsoft-com:vml" xmlns:wp14="http://schemas.microsoft.com/office/word/2010/wordprocessingDrawing" xmlns:wp="http://schemas.openxmlformats.org/drawingml/2006/wordprocessingDrawing" xmlns:w10="urn:schemas-microsoft-com:office:word" xmlns:w="http://schemas.openxmlformats.org/wordprocessingml/2006/main" xmlns:w14="http://schemas.microsoft.com/office/word/2010/wordml" xmlns:w15="http://schemas.microsoft.com/office/word/2012/wordml" xmlns:w16se="http://schemas.microsoft.com/office/word/2015/wordml/symex" xmlns:wpg="http://schemas.microsoft.com/office/word/2010/wordprocessingGroup" xmlns:wpi="http://schemas.microsoft.com/office/word/2010/wordprocessingInk" xmlns:wne="http://schemas.microsoft.com/office/word/2006/wordml" xmlns:wps="http://schemas.microsoft.com/office/word/2010/wordprocessingShape" mc:Ignorable="w14 w15 w16se wp14">
+  <w:endnote w:type="separator" w:id="-1">
+    <w:p>
+      <w:r>
+        <w:separator/>
+      </w:r>
+    </w:p>
+  </w:endnote>
+  <w:endnote w:type="continuationSeparator" w:id="0">
+    <w:p>
+      <w:r>
+        <w:continuationSeparator/>
+      </w:r>
+    </w:p>
+  </w:endnote>
+</w:endnotes>
+</file>
+
 <file path=word/footer1.xml><?xml version="1.0" encoding="utf-8"?>
-<w:ftr xmlns:m="http://schemas.openxmlformats.org/officeDocument/2006/math" xmlns:mc="http://schemas.openxmlformats.org/markup-compatibility/2006" xmlns:mo="http://schemas.microsoft.com/office/mac/office/2008/main" xmlns:mv="urn:schemas-microsoft-com:mac:vml" xmlns:o="urn:schemas-microsoft-com:office:office" xmlns:r="http://schemas.openxmlformats.org/officeDocument/2006/relationships" xmlns:v="urn:schemas-microsoft-com:vml" xmlns:w10="urn:schemas-microsoft-com:office:word" xmlns:w14="http://schemas.microsoft.com/office/word/2010/wordml" xmlns:w="http://schemas.openxmlformats.org/wordprocessingml/2006/main" xmlns:wne="http://schemas.microsoft.com/office/word/2006/wordml" xmlns:wp14="http://schemas.microsoft.com/office/word/2010/wordprocessingDrawing" xmlns:wp="http://schemas.openxmlformats.org/drawingml/2006/wordprocessingDrawing" xmlns:wpc="http://schemas.microsoft.com/office/word/2010/wordprocessingCanvas" xmlns:wpg="http://schemas.microsoft.com/office/word/2010/wordprocessingGroup" xmlns:wpi="http://schemas.microsoft.com/office/word/2010/wordprocessingInk" xmlns:wps="http://schemas.microsoft.com/office/word/2010/wordprocessingShape" mc:Ignorable="w14 wp14">
+<w:ftr xmlns:wpc="http://schemas.microsoft.com/office/word/2010/wordprocessingCanvas" xmlns:cx="http://schemas.microsoft.com/office/drawing/2014/chartex" xmlns:mc="http://schemas.openxmlformats.org/markup-compatibility/2006" xmlns:o="urn:schemas-microsoft-com:office:office" xmlns:r="http://schemas.openxmlformats.org/officeDocument/2006/relationships" xmlns:m="http://schemas.openxmlformats.org/officeDocument/2006/math" xmlns:v="urn:schemas-microsoft-com:vml" xmlns:wp14="http://schemas.microsoft.com/office/word/2010/wordprocessingDrawing" xmlns:wp="http://schemas.openxmlformats.org/drawingml/2006/wordprocessingDrawing" xmlns:w10="urn:schemas-microsoft-com:office:word" xmlns:w="http://schemas.openxmlformats.org/wordprocessingml/2006/main" xmlns:w14="http://schemas.microsoft.com/office/word/2010/wordml" xmlns:w15="http://schemas.microsoft.com/office/word/2012/wordml" xmlns:w16se="http://schemas.microsoft.com/office/word/2015/wordml/symex" xmlns:wpg="http://schemas.microsoft.com/office/word/2010/wordprocessingGroup" xmlns:wpi="http://schemas.microsoft.com/office/word/2010/wordprocessingInk" xmlns:wne="http://schemas.microsoft.com/office/word/2006/wordml" xmlns:wps="http://schemas.microsoft.com/office/word/2010/wordprocessingShape" mc:Ignorable="w14 w15 w16se wp14">
   <w:p>
     <w:pPr>
-      <w:pStyle w:val="Footer"/>
+      <w:pStyle w:val="ab"/>
     </w:pPr>
   </w:p>
 </w:ftr>
 </file>
 
-<file path=word/header1.xml><?xml version="1.0" encoding="utf-8"?>
-<w:hdr xmlns:m="http://schemas.openxmlformats.org/officeDocument/2006/math" xmlns:mc="http://schemas.openxmlformats.org/markup-compatibility/2006" xmlns:mo="http://schemas.microsoft.com/office/mac/office/2008/main" xmlns:mv="urn:schemas-microsoft-com:mac:vml" xmlns:o="urn:schemas-microsoft-com:office:office" xmlns:r="http://schemas.openxmlformats.org/officeDocument/2006/relationships" xmlns:v="urn:schemas-microsoft-com:vml" xmlns:w10="urn:schemas-microsoft-com:office:word" xmlns:w14="http://schemas.microsoft.com/office/word/2010/wordml" xmlns:w="http://schemas.openxmlformats.org/wordprocessingml/2006/main" xmlns:wne="http://schemas.microsoft.com/office/word/2006/wordml" xmlns:wp14="http://schemas.microsoft.com/office/word/2010/wordprocessingDrawing" xmlns:wp="http://schemas.openxmlformats.org/drawingml/2006/wordprocessingDrawing" xmlns:wpc="http://schemas.microsoft.com/office/word/2010/wordprocessingCanvas" xmlns:wpg="http://schemas.microsoft.com/office/word/2010/wordprocessingGroup" xmlns:wpi="http://schemas.microsoft.com/office/word/2010/wordprocessingInk" xmlns:wps="http://schemas.microsoft.com/office/word/2010/wordprocessingShape" mc:Ignorable="w14 wp14">
+<file path=word/footer2.xml><?xml version="1.0" encoding="utf-8"?>
+<w:ftr xmlns:wpc="http://schemas.microsoft.com/office/word/2010/wordprocessingCanvas" xmlns:cx="http://schemas.microsoft.com/office/drawing/2014/chartex" xmlns:mc="http://schemas.openxmlformats.org/markup-compatibility/2006" xmlns:o="urn:schemas-microsoft-com:office:office" xmlns:r="http://schemas.openxmlformats.org/officeDocument/2006/relationships" xmlns:m="http://schemas.openxmlformats.org/officeDocument/2006/math" xmlns:v="urn:schemas-microsoft-com:vml" xmlns:wp14="http://schemas.microsoft.com/office/word/2010/wordprocessingDrawing" xmlns:wp="http://schemas.openxmlformats.org/drawingml/2006/wordprocessingDrawing" xmlns:w10="urn:schemas-microsoft-com:office:word" xmlns:w="http://schemas.openxmlformats.org/wordprocessingml/2006/main" xmlns:w14="http://schemas.microsoft.com/office/word/2010/wordml" xmlns:w15="http://schemas.microsoft.com/office/word/2012/wordml" xmlns:w16se="http://schemas.microsoft.com/office/word/2015/wordml/symex" xmlns:wpg="http://schemas.microsoft.com/office/word/2010/wordprocessingGroup" xmlns:wpi="http://schemas.microsoft.com/office/word/2010/wordprocessingInk" xmlns:wne="http://schemas.microsoft.com/office/word/2006/wordml" xmlns:wps="http://schemas.microsoft.com/office/word/2010/wordprocessingShape" mc:Ignorable="w14 w15 w16se wp14">
+  <w:p/>
+</w:ftr>
+</file>
+
+<file path=word/footer3.xml><?xml version="1.0" encoding="utf-8"?>
+<w:ftr xmlns:wpc="http://schemas.microsoft.com/office/word/2010/wordprocessingCanvas" xmlns:cx="http://schemas.microsoft.com/office/drawing/2014/chartex" xmlns:mc="http://schemas.openxmlformats.org/markup-compatibility/2006" xmlns:o="urn:schemas-microsoft-com:office:office" xmlns:r="http://schemas.openxmlformats.org/officeDocument/2006/relationships" xmlns:m="http://schemas.openxmlformats.org/officeDocument/2006/math" xmlns:v="urn:schemas-microsoft-com:vml" xmlns:wp14="http://schemas.microsoft.com/office/word/2010/wordprocessingDrawing" xmlns:wp="http://schemas.openxmlformats.org/drawingml/2006/wordprocessingDrawing" xmlns:w10="urn:schemas-microsoft-com:office:word" xmlns:w="http://schemas.openxmlformats.org/wordprocessingml/2006/main" xmlns:w14="http://schemas.microsoft.com/office/word/2010/wordml" xmlns:w15="http://schemas.microsoft.com/office/word/2012/wordml" xmlns:w16se="http://schemas.microsoft.com/office/word/2015/wordml/symex" xmlns:wpg="http://schemas.microsoft.com/office/word/2010/wordprocessingGroup" xmlns:wpi="http://schemas.microsoft.com/office/word/2010/wordprocessingInk" xmlns:wne="http://schemas.microsoft.com/office/word/2006/wordml" xmlns:wps="http://schemas.microsoft.com/office/word/2010/wordprocessingShape" mc:Ignorable="w14 w15 w16se wp14">
   <w:p>
     <w:pPr>
-      <w:pStyle w:val="Header"/>
+      <w:pStyle w:val="ab"/>
+    </w:pPr>
+  </w:p>
+</w:ftr>
+</file>
+
+<file path=word/footnotes.xml><?xml version="1.0" encoding="utf-8"?>
+<w:footnotes xmlns:wpc="http://schemas.microsoft.com/office/word/2010/wordprocessingCanvas" xmlns:cx="http://schemas.microsoft.com/office/drawing/2014/chartex" xmlns:mc="http://schemas.openxmlformats.org/markup-compatibility/2006" xmlns:o="urn:schemas-microsoft-com:office:office" xmlns:r="http://schemas.openxmlformats.org/officeDocument/2006/relationships" xmlns:m="http://schemas.openxmlformats.org/officeDocument/2006/math" xmlns:v="urn:schemas-microsoft-com:vml" xmlns:wp14="http://schemas.microsoft.com/office/word/2010/wordprocessingDrawing" xmlns:wp="http://schemas.openxmlformats.org/drawingml/2006/wordprocessingDrawing" xmlns:w10="urn:schemas-microsoft-com:office:word" xmlns:w="http://schemas.openxmlformats.org/wordprocessingml/2006/main" xmlns:w14="http://schemas.microsoft.com/office/word/2010/wordml" xmlns:w15="http://schemas.microsoft.com/office/word/2012/wordml" xmlns:w16se="http://schemas.microsoft.com/office/word/2015/wordml/symex" xmlns:wpg="http://schemas.microsoft.com/office/word/2010/wordprocessingGroup" xmlns:wpi="http://schemas.microsoft.com/office/word/2010/wordprocessingInk" xmlns:wne="http://schemas.microsoft.com/office/word/2006/wordml" xmlns:wps="http://schemas.microsoft.com/office/word/2010/wordprocessingShape" mc:Ignorable="w14 w15 w16se wp14">
+  <w:footnote w:type="separator" w:id="-1">
+    <w:p>
+      <w:r>
+        <w:separator/>
+      </w:r>
+    </w:p>
+  </w:footnote>
+  <w:footnote w:type="continuationSeparator" w:id="0">
+    <w:p>
+      <w:r>
+        <w:continuationSeparator/>
+      </w:r>
+    </w:p>
+  </w:footnote>
+</w:footnotes>
+</file>
+
+<file path=word/header1.xml><?xml version="1.0" encoding="utf-8"?>
+<w:hdr xmlns:wpc="http://schemas.microsoft.com/office/word/2010/wordprocessingCanvas" xmlns:cx="http://schemas.microsoft.com/office/drawing/2014/chartex" xmlns:mc="http://schemas.openxmlformats.org/markup-compatibility/2006" xmlns:o="urn:schemas-microsoft-com:office:office" xmlns:r="http://schemas.openxmlformats.org/officeDocument/2006/relationships" xmlns:m="http://schemas.openxmlformats.org/officeDocument/2006/math" xmlns:v="urn:schemas-microsoft-com:vml" xmlns:wp14="http://schemas.microsoft.com/office/word/2010/wordprocessingDrawing" xmlns:wp="http://schemas.openxmlformats.org/drawingml/2006/wordprocessingDrawing" xmlns:w10="urn:schemas-microsoft-com:office:word" xmlns:w="http://schemas.openxmlformats.org/wordprocessingml/2006/main" xmlns:w14="http://schemas.microsoft.com/office/word/2010/wordml" xmlns:w15="http://schemas.microsoft.com/office/word/2012/wordml" xmlns:w16se="http://schemas.microsoft.com/office/word/2015/wordml/symex" xmlns:wpg="http://schemas.microsoft.com/office/word/2010/wordprocessingGroup" xmlns:wpi="http://schemas.microsoft.com/office/word/2010/wordprocessingInk" xmlns:wne="http://schemas.microsoft.com/office/word/2006/wordml" xmlns:wps="http://schemas.microsoft.com/office/word/2010/wordprocessingShape" mc:Ignorable="w14 w15 w16se wp14">
+  <w:p>
+    <w:pPr>
+      <w:pStyle w:val="aa"/>
+    </w:pPr>
+  </w:p>
+</w:hdr>
+</file>
+
+<file path=word/header2.xml><?xml version="1.0" encoding="utf-8"?>
+<w:hdr xmlns:wpc="http://schemas.microsoft.com/office/word/2010/wordprocessingCanvas" xmlns:cx="http://schemas.microsoft.com/office/drawing/2014/chartex" xmlns:mc="http://schemas.openxmlformats.org/markup-compatibility/2006" xmlns:o="urn:schemas-microsoft-com:office:office" xmlns:r="http://schemas.openxmlformats.org/officeDocument/2006/relationships" xmlns:m="http://schemas.openxmlformats.org/officeDocument/2006/math" xmlns:v="urn:schemas-microsoft-com:vml" xmlns:wp14="http://schemas.microsoft.com/office/word/2010/wordprocessingDrawing" xmlns:wp="http://schemas.openxmlformats.org/drawingml/2006/wordprocessingDrawing" xmlns:w10="urn:schemas-microsoft-com:office:word" xmlns:w="http://schemas.openxmlformats.org/wordprocessingml/2006/main" xmlns:w14="http://schemas.microsoft.com/office/word/2010/wordml" xmlns:w15="http://schemas.microsoft.com/office/word/2012/wordml" xmlns:w16se="http://schemas.microsoft.com/office/word/2015/wordml/symex" xmlns:wpg="http://schemas.microsoft.com/office/word/2010/wordprocessingGroup" xmlns:wpi="http://schemas.microsoft.com/office/word/2010/wordprocessingInk" xmlns:wne="http://schemas.microsoft.com/office/word/2006/wordml" xmlns:wps="http://schemas.microsoft.com/office/word/2010/wordprocessingShape" mc:Ignorable="w14 w15 w16se wp14">
+  <w:sdt>
+    <w:sdtPr>
+      <w:id w:val="605614030"/>
+      <w:docPartObj>
+        <w:docPartGallery w:val="Page Numbers (Top of Page)"/>
+        <w:docPartUnique/>
+      </w:docPartObj>
+    </w:sdtPr>
+    <w:sdtEndPr/>
+    <w:sdtContent>
+      <w:p>
+        <w:pPr>
+          <w:pStyle w:val="aa"/>
+          <w:jc w:val="right"/>
+        </w:pPr>
+        <w:r>
+          <w:fldChar w:fldCharType="begin"/>
+        </w:r>
+        <w:r>
+          <w:instrText>PAGE   \* MERGEFORMAT</w:instrText>
+        </w:r>
+        <w:r>
+          <w:fldChar w:fldCharType="separate"/>
+        </w:r>
+        <w:r>
+          <w:rPr>
+            <w:noProof/>
+            <w:lang w:val="ko-KR"/>
+          </w:rPr>
+          <w:t>7</w:t>
+        </w:r>
+        <w:r>
+          <w:fldChar w:fldCharType="end"/>
+        </w:r>
+      </w:p>
+    </w:sdtContent>
+  </w:sdt>
+  <w:p/>
+</w:hdr>
+</file>
+
+<file path=word/header3.xml><?xml version="1.0" encoding="utf-8"?>
+<w:hdr xmlns:wpc="http://schemas.microsoft.com/office/word/2010/wordprocessingCanvas" xmlns:cx="http://schemas.microsoft.com/office/drawing/2014/chartex" xmlns:mc="http://schemas.openxmlformats.org/markup-compatibility/2006" xmlns:o="urn:schemas-microsoft-com:office:office" xmlns:r="http://schemas.openxmlformats.org/officeDocument/2006/relationships" xmlns:m="http://schemas.openxmlformats.org/officeDocument/2006/math" xmlns:v="urn:schemas-microsoft-com:vml" xmlns:wp14="http://schemas.microsoft.com/office/word/2010/wordprocessingDrawing" xmlns:wp="http://schemas.openxmlformats.org/drawingml/2006/wordprocessingDrawing" xmlns:w10="urn:schemas-microsoft-com:office:word" xmlns:w="http://schemas.openxmlformats.org/wordprocessingml/2006/main" xmlns:w14="http://schemas.microsoft.com/office/word/2010/wordml" xmlns:w15="http://schemas.microsoft.com/office/word/2012/wordml" xmlns:w16se="http://schemas.microsoft.com/office/word/2015/wordml/symex" xmlns:wpg="http://schemas.microsoft.com/office/word/2010/wordprocessingGroup" xmlns:wpi="http://schemas.microsoft.com/office/word/2010/wordprocessingInk" xmlns:wne="http://schemas.microsoft.com/office/word/2006/wordml" xmlns:wps="http://schemas.microsoft.com/office/word/2010/wordprocessingShape" mc:Ignorable="w14 w15 w16se wp14">
+  <w:p>
+    <w:pPr>
+      <w:pStyle w:val="aa"/>
     </w:pPr>
   </w:p>
 </w:hdr>
@@ -4902,6 +5396,50 @@
       <w:szCs w:val="20"/>
     </w:rPr>
   </w:style>
+  <w:style w:type="paragraph" w:styleId="aa">
+    <w:name w:val="header"/>
+    <w:basedOn w:val="a"/>
+    <w:link w:val="Char1"/>
+    <w:uiPriority w:val="99"/>
+    <w:unhideWhenUsed/>
+    <w:rsid w:val="001340D9"/>
+    <w:pPr>
+      <w:tabs>
+        <w:tab w:val="center" w:pos="4513"/>
+        <w:tab w:val="right" w:pos="9026"/>
+      </w:tabs>
+      <w:snapToGrid w:val="0"/>
+    </w:pPr>
+  </w:style>
+  <w:style w:type="character" w:customStyle="1" w:styleId="Char1">
+    <w:name w:val="머리글 Char"/>
+    <w:basedOn w:val="a0"/>
+    <w:link w:val="aa"/>
+    <w:uiPriority w:val="99"/>
+    <w:rsid w:val="001340D9"/>
+  </w:style>
+  <w:style w:type="paragraph" w:styleId="ab">
+    <w:name w:val="footer"/>
+    <w:basedOn w:val="a"/>
+    <w:link w:val="Char2"/>
+    <w:uiPriority w:val="99"/>
+    <w:unhideWhenUsed/>
+    <w:rsid w:val="001340D9"/>
+    <w:pPr>
+      <w:tabs>
+        <w:tab w:val="center" w:pos="4513"/>
+        <w:tab w:val="right" w:pos="9026"/>
+      </w:tabs>
+      <w:snapToGrid w:val="0"/>
+    </w:pPr>
+  </w:style>
+  <w:style w:type="character" w:customStyle="1" w:styleId="Char2">
+    <w:name w:val="바닥글 Char"/>
+    <w:basedOn w:val="a0"/>
+    <w:link w:val="ab"/>
+    <w:uiPriority w:val="99"/>
+    <w:rsid w:val="001340D9"/>
+  </w:style>
 </w:styles>
 </file>
 
